--- a/Final Report/OSS/WORDS/4_Index.docx
+++ b/Final Report/OSS/WORDS/4_Index.docx
@@ -273,6 +273,16 @@
                 <w:szCs w:val="20"/>
               </w:rPr>
             </w:pPr>
+            <w:r>
+              <w:rPr>
+                <w:rFonts w:ascii="Times New Roman" w:hAnsi="Times New Roman" w:cs="Times New Roman"/>
+                <w:b/>
+                <w:bCs/>
+                <w:sz w:val="20"/>
+                <w:szCs w:val="20"/>
+              </w:rPr>
+              <w:t>1</w:t>
+            </w:r>
           </w:p>
         </w:tc>
       </w:tr>
@@ -384,6 +394,16 @@
                 <w:szCs w:val="20"/>
               </w:rPr>
             </w:pPr>
+            <w:r>
+              <w:rPr>
+                <w:rFonts w:ascii="Times New Roman" w:hAnsi="Times New Roman" w:cs="Times New Roman"/>
+                <w:b/>
+                <w:bCs/>
+                <w:sz w:val="20"/>
+                <w:szCs w:val="20"/>
+              </w:rPr>
+              <w:t>2</w:t>
+            </w:r>
           </w:p>
         </w:tc>
       </w:tr>
@@ -495,6 +515,16 @@
                 <w:szCs w:val="20"/>
               </w:rPr>
             </w:pPr>
+            <w:r>
+              <w:rPr>
+                <w:rFonts w:ascii="Times New Roman" w:hAnsi="Times New Roman" w:cs="Times New Roman"/>
+                <w:b/>
+                <w:bCs/>
+                <w:sz w:val="20"/>
+                <w:szCs w:val="20"/>
+              </w:rPr>
+              <w:t>3</w:t>
+            </w:r>
           </w:p>
         </w:tc>
       </w:tr>
@@ -606,6 +636,16 @@
                 <w:szCs w:val="20"/>
               </w:rPr>
             </w:pPr>
+            <w:r>
+              <w:rPr>
+                <w:rFonts w:ascii="Times New Roman" w:hAnsi="Times New Roman" w:cs="Times New Roman"/>
+                <w:b/>
+                <w:bCs/>
+                <w:sz w:val="20"/>
+                <w:szCs w:val="20"/>
+              </w:rPr>
+              <w:t>4</w:t>
+            </w:r>
           </w:p>
         </w:tc>
       </w:tr>
@@ -816,6 +856,14 @@
                 <w:szCs w:val="20"/>
               </w:rPr>
             </w:pPr>
+            <w:r>
+              <w:rPr>
+                <w:rFonts w:ascii="Times New Roman" w:hAnsi="Times New Roman" w:cs="Times New Roman"/>
+                <w:sz w:val="20"/>
+                <w:szCs w:val="20"/>
+              </w:rPr>
+              <w:t>5</w:t>
+            </w:r>
           </w:p>
         </w:tc>
       </w:tr>
@@ -915,6 +963,14 @@
                 <w:szCs w:val="20"/>
               </w:rPr>
             </w:pPr>
+            <w:r>
+              <w:rPr>
+                <w:rFonts w:ascii="Times New Roman" w:hAnsi="Times New Roman" w:cs="Times New Roman"/>
+                <w:sz w:val="20"/>
+                <w:szCs w:val="20"/>
+              </w:rPr>
+              <w:t>6</w:t>
+            </w:r>
           </w:p>
         </w:tc>
       </w:tr>
@@ -1123,6 +1179,14 @@
                 <w:szCs w:val="20"/>
               </w:rPr>
             </w:pPr>
+            <w:r>
+              <w:rPr>
+                <w:rFonts w:ascii="Times New Roman" w:hAnsi="Times New Roman" w:cs="Times New Roman"/>
+                <w:sz w:val="20"/>
+                <w:szCs w:val="20"/>
+              </w:rPr>
+              <w:t>8</w:t>
+            </w:r>
           </w:p>
         </w:tc>
       </w:tr>
@@ -1222,6 +1286,14 @@
                 <w:szCs w:val="20"/>
               </w:rPr>
             </w:pPr>
+            <w:r>
+              <w:rPr>
+                <w:rFonts w:ascii="Times New Roman" w:hAnsi="Times New Roman" w:cs="Times New Roman"/>
+                <w:sz w:val="20"/>
+                <w:szCs w:val="20"/>
+              </w:rPr>
+              <w:t>11</w:t>
+            </w:r>
           </w:p>
         </w:tc>
       </w:tr>
@@ -1533,6 +1605,14 @@
                 <w:szCs w:val="20"/>
               </w:rPr>
             </w:pPr>
+            <w:r>
+              <w:rPr>
+                <w:rFonts w:ascii="Times New Roman" w:hAnsi="Times New Roman" w:cs="Times New Roman"/>
+                <w:sz w:val="20"/>
+                <w:szCs w:val="20"/>
+              </w:rPr>
+              <w:t>19</w:t>
+            </w:r>
           </w:p>
         </w:tc>
       </w:tr>
@@ -1632,6 +1712,14 @@
                 <w:szCs w:val="20"/>
               </w:rPr>
             </w:pPr>
+            <w:r>
+              <w:rPr>
+                <w:rFonts w:ascii="Times New Roman" w:hAnsi="Times New Roman" w:cs="Times New Roman"/>
+                <w:sz w:val="20"/>
+                <w:szCs w:val="20"/>
+              </w:rPr>
+              <w:t>21</w:t>
+            </w:r>
           </w:p>
         </w:tc>
       </w:tr>
@@ -1731,6 +1819,14 @@
                 <w:szCs w:val="20"/>
               </w:rPr>
             </w:pPr>
+            <w:r>
+              <w:rPr>
+                <w:rFonts w:ascii="Times New Roman" w:hAnsi="Times New Roman" w:cs="Times New Roman"/>
+                <w:sz w:val="20"/>
+                <w:szCs w:val="20"/>
+              </w:rPr>
+              <w:t>23</w:t>
+            </w:r>
           </w:p>
         </w:tc>
       </w:tr>
@@ -1830,6 +1926,14 @@
                 <w:szCs w:val="20"/>
               </w:rPr>
             </w:pPr>
+            <w:r>
+              <w:rPr>
+                <w:rFonts w:ascii="Times New Roman" w:hAnsi="Times New Roman" w:cs="Times New Roman"/>
+                <w:sz w:val="20"/>
+                <w:szCs w:val="20"/>
+              </w:rPr>
+              <w:t>24</w:t>
+            </w:r>
           </w:p>
         </w:tc>
       </w:tr>
@@ -1929,6 +2033,14 @@
                 <w:szCs w:val="20"/>
               </w:rPr>
             </w:pPr>
+            <w:r>
+              <w:rPr>
+                <w:rFonts w:ascii="Times New Roman" w:hAnsi="Times New Roman" w:cs="Times New Roman"/>
+                <w:sz w:val="20"/>
+                <w:szCs w:val="20"/>
+              </w:rPr>
+              <w:t>28</w:t>
+            </w:r>
           </w:p>
         </w:tc>
       </w:tr>
@@ -2028,6 +2140,14 @@
                 <w:szCs w:val="20"/>
               </w:rPr>
             </w:pPr>
+            <w:r>
+              <w:rPr>
+                <w:rFonts w:ascii="Times New Roman" w:hAnsi="Times New Roman" w:cs="Times New Roman"/>
+                <w:sz w:val="20"/>
+                <w:szCs w:val="20"/>
+              </w:rPr>
+              <w:t>29</w:t>
+            </w:r>
           </w:p>
         </w:tc>
       </w:tr>
@@ -2238,6 +2358,14 @@
                 <w:szCs w:val="20"/>
               </w:rPr>
             </w:pPr>
+            <w:r>
+              <w:rPr>
+                <w:rFonts w:ascii="Times New Roman" w:hAnsi="Times New Roman" w:cs="Times New Roman"/>
+                <w:sz w:val="20"/>
+                <w:szCs w:val="20"/>
+              </w:rPr>
+              <w:t>33</w:t>
+            </w:r>
           </w:p>
         </w:tc>
       </w:tr>
@@ -2337,6 +2465,14 @@
                 <w:szCs w:val="20"/>
               </w:rPr>
             </w:pPr>
+            <w:r>
+              <w:rPr>
+                <w:rFonts w:ascii="Times New Roman" w:hAnsi="Times New Roman" w:cs="Times New Roman"/>
+                <w:sz w:val="20"/>
+                <w:szCs w:val="20"/>
+              </w:rPr>
+              <w:t>44</w:t>
+            </w:r>
           </w:p>
         </w:tc>
       </w:tr>
@@ -2537,6 +2673,14 @@
                 <w:szCs w:val="20"/>
               </w:rPr>
             </w:pPr>
+            <w:r>
+              <w:rPr>
+                <w:rFonts w:ascii="Times New Roman" w:hAnsi="Times New Roman" w:cs="Times New Roman"/>
+                <w:sz w:val="20"/>
+                <w:szCs w:val="20"/>
+              </w:rPr>
+              <w:t>47</w:t>
+            </w:r>
           </w:p>
         </w:tc>
       </w:tr>
@@ -2636,6 +2780,14 @@
                 <w:szCs w:val="20"/>
               </w:rPr>
             </w:pPr>
+            <w:r>
+              <w:rPr>
+                <w:rFonts w:ascii="Times New Roman" w:hAnsi="Times New Roman" w:cs="Times New Roman"/>
+                <w:sz w:val="20"/>
+                <w:szCs w:val="20"/>
+              </w:rPr>
+              <w:t>48</w:t>
+            </w:r>
           </w:p>
         </w:tc>
       </w:tr>
@@ -2747,6 +2899,16 @@
                 <w:szCs w:val="20"/>
               </w:rPr>
             </w:pPr>
+            <w:r>
+              <w:rPr>
+                <w:rFonts w:ascii="Times New Roman" w:hAnsi="Times New Roman" w:cs="Times New Roman"/>
+                <w:b/>
+                <w:bCs/>
+                <w:sz w:val="20"/>
+                <w:szCs w:val="20"/>
+              </w:rPr>
+              <w:t>52</w:t>
+            </w:r>
           </w:p>
         </w:tc>
       </w:tr>
@@ -2858,6 +3020,16 @@
                 <w:szCs w:val="20"/>
               </w:rPr>
             </w:pPr>
+            <w:r>
+              <w:rPr>
+                <w:rFonts w:ascii="Times New Roman" w:hAnsi="Times New Roman" w:cs="Times New Roman"/>
+                <w:b/>
+                <w:bCs/>
+                <w:sz w:val="20"/>
+                <w:szCs w:val="20"/>
+              </w:rPr>
+              <w:t>53</w:t>
+            </w:r>
           </w:p>
         </w:tc>
       </w:tr>
